--- a/Proposal first copy.docx
+++ b/Proposal first copy.docx
@@ -1,14 +1,64 @@
 
 <file path=word/document.xml><?xml version="1.0" encoding="utf-8"?>
-<w:document xmlns:wpc="http://schemas.microsoft.com/office/word/2010/wordprocessingCanvas" xmlns:cx="http://schemas.microsoft.com/office/drawing/2014/chartex" xmlns:cx1="http://schemas.microsoft.com/office/drawing/2015/9/8/chartex" xmlns:cx2="http://schemas.microsoft.com/office/drawing/2015/10/21/chartex" xmlns:cx3="http://schemas.microsoft.com/office/drawing/2016/5/9/chartex" xmlns:cx4="http://schemas.microsoft.com/office/drawing/2016/5/10/chartex" xmlns:cx5="http://schemas.microsoft.com/office/drawing/2016/5/11/chartex" xmlns:cx6="http://schemas.microsoft.com/office/drawing/2016/5/12/chartex" xmlns:cx7="http://schemas.microsoft.com/office/drawing/2016/5/13/chartex" xmlns:cx8="http://schemas.microsoft.com/office/drawing/2016/5/14/chartex" xmlns:mc="http://schemas.openxmlformats.org/markup-compatibility/2006" xmlns:aink="http://schemas.microsoft.com/office/drawing/2016/ink" xmlns:am3d="http://schemas.microsoft.com/office/drawing/2017/model3d" xmlns:o="urn:schemas-microsoft-com:office:office" xmlns:oel="http://schemas.microsoft.com/office/2019/extlst" xmlns:r="http://schemas.openxmlformats.org/officeDocument/2006/relationships" xmlns:m="http://schemas.openxmlformats.org/officeDocument/2006/math" xmlns:v="urn:schemas-microsoft-com:vml" xmlns:wp14="http://schemas.microsoft.com/office/word/2010/wordprocessingDrawing" xmlns:wp="http://schemas.openxmlformats.org/drawingml/2006/wordprocessingDrawing" xmlns:w10="urn:schemas-microsoft-com:office:word" xmlns:w="http://schemas.openxmlformats.org/wordprocessingml/2006/main" xmlns:w14="http://schemas.microsoft.com/office/word/2010/wordml" xmlns:w15="http://schemas.microsoft.com/office/word/2012/wordml" xmlns:w16cex="http://schemas.microsoft.com/office/word/2018/wordml/cex" xmlns:w16cid="http://schemas.microsoft.com/office/word/2016/wordml/cid" xmlns:w16="http://schemas.microsoft.com/office/word/2018/wordml" xmlns:w16sdtdh="http://schemas.microsoft.com/office/word/2020/wordml/sdtdatahash" xmlns:w16se="http://schemas.microsoft.com/office/word/2015/wordml/symex" xmlns:wpg="http://schemas.microsoft.com/office/word/2010/wordprocessingGroup" xmlns:wpi="http://schemas.microsoft.com/office/word/2010/wordprocessingInk" xmlns:wne="http://schemas.microsoft.com/office/word/2006/wordml" xmlns:wps="http://schemas.microsoft.com/office/word/2010/wordprocessingShape" mc:Ignorable="w14 w15 w16se w16cid w16 w16cex w16sdtdh wp14">
+<w:document xmlns:wpc="http://schemas.microsoft.com/office/word/2010/wordprocessingCanvas" xmlns:cx="http://schemas.microsoft.com/office/drawing/2014/chartex" xmlns:cx1="http://schemas.microsoft.com/office/drawing/2015/9/8/chartex" xmlns:mc="http://schemas.openxmlformats.org/markup-compatibility/2006" xmlns:o="urn:schemas-microsoft-com:office:office" xmlns:r="http://schemas.openxmlformats.org/officeDocument/2006/relationships" xmlns:m="http://schemas.openxmlformats.org/officeDocument/2006/math" xmlns:v="urn:schemas-microsoft-com:vml" xmlns:wp14="http://schemas.microsoft.com/office/word/2010/wordprocessingDrawing" xmlns:wp="http://schemas.openxmlformats.org/drawingml/2006/wordprocessingDrawing" xmlns:w10="urn:schemas-microsoft-com:office:word" xmlns:w="http://schemas.openxmlformats.org/wordprocessingml/2006/main" xmlns:w14="http://schemas.microsoft.com/office/word/2010/wordml" xmlns:w15="http://schemas.microsoft.com/office/word/2012/wordml" xmlns:w16se="http://schemas.microsoft.com/office/word/2015/wordml/symex" xmlns:wpg="http://schemas.microsoft.com/office/word/2010/wordprocessingGroup" xmlns:wpi="http://schemas.microsoft.com/office/word/2010/wordprocessingInk" xmlns:wne="http://schemas.microsoft.com/office/word/2006/wordml" xmlns:wps="http://schemas.microsoft.com/office/word/2010/wordprocessingShape" mc:Ignorable="w14 w15 w16se wp14">
   <w:body>
     <w:p>
+      <w:pPr>
+        <w:rPr>
+          <w:color w:val="80340D" w:themeColor="accent2" w:themeShade="80"/>
+        </w:rPr>
+      </w:pPr>
       <w:r>
         <w:t>Proposal first copy</w:t>
+      </w:r>
+      <w:r>
+        <w:t xml:space="preserve"> -&gt; </w:t>
+      </w:r>
+      <w:r>
+        <w:rPr>
+          <w:color w:val="80340D" w:themeColor="accent2" w:themeShade="80"/>
+        </w:rPr>
+        <w:t>proposal second copy dated 23</w:t>
+      </w:r>
+      <w:r>
+        <w:rPr>
+          <w:color w:val="80340D" w:themeColor="accent2" w:themeShade="80"/>
+          <w:vertAlign w:val="superscript"/>
+        </w:rPr>
+        <w:t>rd</w:t>
+      </w:r>
+      <w:r>
+        <w:rPr>
+          <w:color w:val="80340D" w:themeColor="accent2" w:themeShade="80"/>
+        </w:rPr>
+        <w:t xml:space="preserve"> </w:t>
+      </w:r>
+      <w:proofErr w:type="spellStart"/>
+      <w:proofErr w:type="gramStart"/>
+      <w:r>
+        <w:rPr>
+          <w:color w:val="80340D" w:themeColor="accent2" w:themeShade="80"/>
+        </w:rPr>
+        <w:t>june</w:t>
+      </w:r>
+      <w:proofErr w:type="spellEnd"/>
+      <w:proofErr w:type="gramEnd"/>
+      <w:r>
+        <w:rPr>
+          <w:color w:val="80340D" w:themeColor="accent2" w:themeShade="80"/>
+        </w:rPr>
+        <w:t xml:space="preserve"> 2025</w:t>
       </w:r>
     </w:p>
     <w:sdt>
       <w:sdtPr>
+        <w:rPr>
+          <w:rFonts w:asciiTheme="minorHAnsi" w:eastAsiaTheme="minorHAnsi" w:hAnsiTheme="minorHAnsi" w:cstheme="minorBidi"/>
+          <w:color w:val="auto"/>
+          <w:sz w:val="22"/>
+          <w:szCs w:val="22"/>
+          <w:lang w:val="en-AU"/>
+        </w:rPr>
         <w:id w:val="2137363468"/>
         <w:docPartObj>
           <w:docPartGallery w:val="Table of Contents"/>
@@ -17,14 +67,9 @@
       </w:sdtPr>
       <w:sdtEndPr>
         <w:rPr>
-          <w:rFonts w:asciiTheme="minorHAnsi" w:eastAsiaTheme="minorHAnsi" w:hAnsiTheme="minorHAnsi" w:cstheme="minorBidi"/>
           <w:b/>
           <w:bCs/>
           <w:noProof/>
-          <w:color w:val="auto"/>
-          <w:sz w:val="22"/>
-          <w:szCs w:val="22"/>
-          <w:lang w:val="en-AU"/>
         </w:rPr>
       </w:sdtEndPr>
       <w:sdtContent>
@@ -730,8 +775,13 @@
         <w:pStyle w:val="Heading2"/>
       </w:pPr>
       <w:bookmarkStart w:id="0" w:name="_Toc164337507"/>
-      <w:r>
-        <w:t>problem statement</w:t>
+      <w:proofErr w:type="gramStart"/>
+      <w:r>
+        <w:t>problem</w:t>
+      </w:r>
+      <w:proofErr w:type="gramEnd"/>
+      <w:r>
+        <w:t xml:space="preserve"> statement</w:t>
       </w:r>
       <w:bookmarkEnd w:id="0"/>
     </w:p>
@@ -744,19 +794,7 @@
           <w:rPr>
             <w:rStyle w:val="Hyperlink"/>
           </w:rPr>
-          <w:t>Ms Hope Nank</w:t>
-        </w:r>
-        <w:r>
-          <w:rPr>
-            <w:rStyle w:val="Hyperlink"/>
-          </w:rPr>
-          <w:t>u</w:t>
-        </w:r>
-        <w:r>
-          <w:rPr>
-            <w:rStyle w:val="Hyperlink"/>
-          </w:rPr>
-          <w:t>nda</w:t>
+          <w:t>Ms Hope Nankunda</w:t>
         </w:r>
       </w:hyperlink>
       <w:r>
@@ -840,10 +878,18 @@
       </w:r>
       <w:proofErr w:type="spellEnd"/>
       <w:r>
-        <w:t xml:space="preserve"> for being able to </w:t>
-      </w:r>
-      <w:r>
-        <w:t xml:space="preserve"> be </w:t>
+        <w:t xml:space="preserve"> for being able </w:t>
+      </w:r>
+      <w:proofErr w:type="gramStart"/>
+      <w:r>
+        <w:t xml:space="preserve">to </w:t>
+      </w:r>
+      <w:r>
+        <w:t xml:space="preserve"> be</w:t>
+      </w:r>
+      <w:proofErr w:type="gramEnd"/>
+      <w:r>
+        <w:t xml:space="preserve"> </w:t>
       </w:r>
       <w:r>
         <w:t xml:space="preserve">physically on ground </w:t>
@@ -899,13 +945,7 @@
         <w:t xml:space="preserve">, </w:t>
       </w:r>
       <w:r>
-        <w:t xml:space="preserve"> </w:t>
-      </w:r>
-      <w:r>
-        <w:t xml:space="preserve">giving back </w:t>
-      </w:r>
-      <w:r>
-        <w:t xml:space="preserve">and community </w:t>
+        <w:t xml:space="preserve"> giving back and community </w:t>
       </w:r>
       <w:r>
         <w:t>involvement</w:t>
@@ -1034,8 +1074,11 @@
     <w:p/>
     <w:p>
       <w:r>
+        <w:t xml:space="preserve">The project is deliberately not constrained by a specified timeframe to encourage creative freedom, particularly in UI/UX design. However, the first prototype is scheduled for release </w:t>
+      </w:r>
+      <w:r>
         <w:lastRenderedPageBreak/>
-        <w:t>The project is deliberately not constrained by a specified timeframe to encourage creative freedom, particularly in UI/UX design. However, the first prototype is scheduled for release within a month, starting April 18, 2024. Future plans include integrating USSD and bulk SMS systems to cater to users with basic mobile phones.</w:t>
+        <w:t>within a month, starting April 18, 2024. Future plans include integrating USSD and bulk SMS systems to cater to users with basic mobile phones.</w:t>
       </w:r>
     </w:p>
     <w:p>
@@ -1147,8 +1190,13 @@
           <w:numId w:val="8"/>
         </w:numPr>
       </w:pPr>
-      <w:r>
-        <w:t>giving back to the community and ability for developer</w:t>
+      <w:proofErr w:type="gramStart"/>
+      <w:r>
+        <w:t>giving</w:t>
+      </w:r>
+      <w:proofErr w:type="gramEnd"/>
+      <w:r>
+        <w:t xml:space="preserve"> back to the community and ability for developer</w:t>
       </w:r>
       <w:r>
         <w:t>s</w:t>
@@ -1209,13 +1257,23 @@
       <w:bookmarkEnd w:id="4"/>
     </w:p>
     <w:p>
-      <w:r>
-        <w:t>1.Teamwork, one member of the team can affect the entire production.</w:t>
+      <w:proofErr w:type="gramStart"/>
+      <w:r>
+        <w:t>1.Teamwork</w:t>
+      </w:r>
+      <w:proofErr w:type="gramEnd"/>
+      <w:r>
+        <w:t>, one member of the team can affect the entire production.</w:t>
       </w:r>
     </w:p>
     <w:p>
-      <w:r>
-        <w:t xml:space="preserve">2.lack of an actual backend logic could cause problems in the future since we have to frequently maintain our database </w:t>
+      <w:proofErr w:type="gramStart"/>
+      <w:r>
+        <w:t>2.lack</w:t>
+      </w:r>
+      <w:proofErr w:type="gramEnd"/>
+      <w:r>
+        <w:t xml:space="preserve"> of an actual backend logic could cause problems in the future since we have to frequently maintain our database </w:t>
       </w:r>
     </w:p>
     <w:p>
@@ -1228,10 +1286,7 @@
         <w:t>4.</w:t>
       </w:r>
       <w:r>
-        <w:t xml:space="preserve"> </w:t>
-      </w:r>
-      <w:r>
-        <w:t>The Project may be hindered by inadequate literature</w:t>
+        <w:t xml:space="preserve"> The Project may be hindered by inadequate literature</w:t>
       </w:r>
       <w:r>
         <w:t xml:space="preserve">, </w:t>
@@ -1255,13 +1310,136 @@
     <w:p/>
     <w:p>
       <w:pPr>
+        <w:rPr>
+          <w:color w:val="80340D" w:themeColor="accent2" w:themeShade="80"/>
+        </w:rPr>
+      </w:pPr>
+      <w:r>
+        <w:rPr>
+          <w:color w:val="80340D" w:themeColor="accent2" w:themeShade="80"/>
+        </w:rPr>
+        <w:t>Technical plan for functionality of blog</w:t>
+      </w:r>
+    </w:p>
+    <w:p>
+      <w:pPr>
+        <w:pStyle w:val="ListParagraph"/>
+        <w:numPr>
+          <w:ilvl w:val="0"/>
+          <w:numId w:val="10"/>
+        </w:numPr>
+        <w:rPr>
+          <w:color w:val="80340D" w:themeColor="accent2" w:themeShade="80"/>
+        </w:rPr>
+      </w:pPr>
+      <w:r>
+        <w:rPr>
+          <w:color w:val="80340D" w:themeColor="accent2" w:themeShade="80"/>
+        </w:rPr>
+        <w:t xml:space="preserve">Blog for mentors to post stuff about the cause  it can double as a call to action, the reason for a blog that has features similar to twitter since </w:t>
+      </w:r>
+      <w:proofErr w:type="spellStart"/>
+      <w:r>
+        <w:rPr>
+          <w:color w:val="80340D" w:themeColor="accent2" w:themeShade="80"/>
+        </w:rPr>
+        <w:t>nguvunation’s</w:t>
+      </w:r>
+      <w:proofErr w:type="spellEnd"/>
+      <w:r>
+        <w:rPr>
+          <w:color w:val="80340D" w:themeColor="accent2" w:themeShade="80"/>
+        </w:rPr>
+        <w:t xml:space="preserve"> most activity is on twitter, this allows for more writing space as compared to twitter</w:t>
+      </w:r>
+    </w:p>
+    <w:p>
+      <w:pPr>
+        <w:pStyle w:val="ListParagraph"/>
+        <w:numPr>
+          <w:ilvl w:val="0"/>
+          <w:numId w:val="10"/>
+        </w:numPr>
+        <w:rPr>
+          <w:color w:val="80340D" w:themeColor="accent2" w:themeShade="80"/>
+        </w:rPr>
+      </w:pPr>
+      <w:r>
+        <w:rPr>
+          <w:color w:val="80340D" w:themeColor="accent2" w:themeShade="80"/>
+        </w:rPr>
+        <w:t xml:space="preserve">The blog can double as a poster or pin notice board for upcoming events, or double as a gallery, or just a place for people to share their volunteer stories or journeys with </w:t>
+      </w:r>
+      <w:proofErr w:type="spellStart"/>
+      <w:r>
+        <w:rPr>
+          <w:color w:val="80340D" w:themeColor="accent2" w:themeShade="80"/>
+        </w:rPr>
+        <w:t>nguvunation</w:t>
+      </w:r>
+      <w:proofErr w:type="spellEnd"/>
+    </w:p>
+    <w:p>
+      <w:pPr>
+        <w:rPr>
+          <w:color w:val="80340D" w:themeColor="accent2" w:themeShade="80"/>
+        </w:rPr>
+      </w:pPr>
+      <w:r>
+        <w:rPr>
+          <w:color w:val="80340D" w:themeColor="accent2" w:themeShade="80"/>
+        </w:rPr>
+        <w:t>Approach</w:t>
+      </w:r>
+    </w:p>
+    <w:p>
+      <w:pPr>
+        <w:pStyle w:val="ListParagraph"/>
+        <w:numPr>
+          <w:ilvl w:val="0"/>
+          <w:numId w:val="11"/>
+        </w:numPr>
+        <w:rPr>
+          <w:color w:val="80340D" w:themeColor="accent2" w:themeShade="80"/>
+        </w:rPr>
+      </w:pPr>
+      <w:r>
+        <w:rPr>
+          <w:color w:val="80340D" w:themeColor="accent2" w:themeShade="80"/>
+        </w:rPr>
+        <w:t>Improve current static site as our landing page and have attention directed to blog or gallery</w:t>
+      </w:r>
+      <w:bookmarkStart w:id="5" w:name="_GoBack"/>
+      <w:bookmarkEnd w:id="5"/>
+    </w:p>
+    <w:p>
+      <w:pPr>
+        <w:pStyle w:val="ListParagraph"/>
+        <w:numPr>
+          <w:ilvl w:val="0"/>
+          <w:numId w:val="11"/>
+        </w:numPr>
+        <w:rPr>
+          <w:color w:val="80340D" w:themeColor="accent2" w:themeShade="80"/>
+        </w:rPr>
+      </w:pPr>
+      <w:r>
+        <w:rPr>
+          <w:color w:val="80340D" w:themeColor="accent2" w:themeShade="80"/>
+        </w:rPr>
+        <w:t>Don’t start on gallery yet first prototype then ask for feedback</w:t>
+      </w:r>
+    </w:p>
+    <w:p/>
+    <w:p>
+      <w:pPr>
         <w:pStyle w:val="Heading2"/>
       </w:pPr>
-      <w:bookmarkStart w:id="5" w:name="_Toc164337512"/>
+      <w:bookmarkStart w:id="6" w:name="_Toc164337512"/>
       <w:r>
         <w:t>Proposed budget</w:t>
       </w:r>
-      <w:bookmarkEnd w:id="5"/>
+      <w:bookmarkEnd w:id="6"/>
     </w:p>
     <w:p>
       <w:pPr>
@@ -1274,6 +1452,32 @@
       <w:r>
         <w:t>domain name purchase</w:t>
       </w:r>
+      <w:r>
+        <w:t xml:space="preserve"> (</w:t>
+      </w:r>
+      <w:r>
+        <w:rPr>
+          <w:b/>
+          <w:bCs/>
+        </w:rPr>
+        <w:t xml:space="preserve">US$ 7.99/1st </w:t>
+      </w:r>
+      <w:proofErr w:type="spellStart"/>
+      <w:r>
+        <w:rPr>
+          <w:b/>
+          <w:bCs/>
+        </w:rPr>
+        <w:t>yr</w:t>
+      </w:r>
+      <w:proofErr w:type="spellEnd"/>
+      <w:r>
+        <w:rPr>
+          <w:b/>
+          <w:bCs/>
+        </w:rPr>
+        <w:t xml:space="preserve"> then 15)</w:t>
+      </w:r>
     </w:p>
     <w:p>
       <w:pPr>
@@ -1284,84 +1488,52 @@
         </w:numPr>
       </w:pPr>
       <w:r>
-        <w:t>hosting service purchase</w:t>
+        <w:lastRenderedPageBreak/>
+        <w:t xml:space="preserve">hosting service </w:t>
+      </w:r>
+      <w:r>
+        <w:rPr>
+          <w:b/>
+        </w:rPr>
+        <w:t>free</w:t>
+      </w:r>
+      <w:r>
+        <w:rPr>
+          <w:b/>
+        </w:rPr>
+        <w:t>:</w:t>
+      </w:r>
+      <w:r>
+        <w:rPr>
+          <w:b/>
+          <w:color w:val="80340D" w:themeColor="accent2" w:themeShade="80"/>
+        </w:rPr>
+        <w:t xml:space="preserve"> catch, we shall b</w:t>
+      </w:r>
+      <w:r>
+        <w:rPr>
+          <w:b/>
+          <w:color w:val="80340D" w:themeColor="accent2" w:themeShade="80"/>
+        </w:rPr>
+        <w:t>e hosting the backend on render, but render’s servers</w:t>
+      </w:r>
+      <w:r>
+        <w:rPr>
+          <w:b/>
+          <w:color w:val="80340D" w:themeColor="accent2" w:themeShade="80"/>
+        </w:rPr>
+        <w:t xml:space="preserve"> go to sleep and it takes extra seconds to load</w:t>
+      </w:r>
+      <w:r>
+        <w:br/>
       </w:r>
     </w:p>
     <w:p>
       <w:pPr>
-        <w:pStyle w:val="ListParagraph"/>
-        <w:numPr>
-          <w:ilvl w:val="0"/>
-          <w:numId w:val="7"/>
-        </w:numPr>
-      </w:pPr>
-      <w:r>
-        <w:t>Front end developer</w:t>
-      </w:r>
-    </w:p>
-    <w:p>
-      <w:pPr>
-        <w:pStyle w:val="ListParagraph"/>
-        <w:numPr>
-          <w:ilvl w:val="0"/>
-          <w:numId w:val="7"/>
-        </w:numPr>
-      </w:pPr>
-      <w:r>
-        <w:t>Firebase developer</w:t>
-      </w:r>
-    </w:p>
-    <w:p>
-      <w:pPr>
-        <w:pStyle w:val="ListParagraph"/>
-        <w:numPr>
-          <w:ilvl w:val="0"/>
-          <w:numId w:val="7"/>
-        </w:numPr>
-      </w:pPr>
-      <w:r>
-        <w:t>Graphics designer</w:t>
-      </w:r>
-    </w:p>
-    <w:p>
-      <w:pPr>
-        <w:pStyle w:val="ListParagraph"/>
-        <w:numPr>
-          <w:ilvl w:val="0"/>
-          <w:numId w:val="7"/>
-        </w:numPr>
-      </w:pPr>
-      <w:r>
-        <w:t>Consultation</w:t>
-      </w:r>
-      <w:r>
-        <w:t xml:space="preserve"> fees</w:t>
-      </w:r>
-    </w:p>
-    <w:p>
-      <w:pPr>
-        <w:pStyle w:val="ListParagraph"/>
-        <w:numPr>
-          <w:ilvl w:val="0"/>
-          <w:numId w:val="7"/>
-        </w:numPr>
-      </w:pPr>
-      <w:r>
-        <w:t>Product designer</w:t>
-      </w:r>
-    </w:p>
-    <w:p>
-      <w:r>
-        <w:br/>
-      </w:r>
-    </w:p>
-    <w:p>
-      <w:pPr>
         <w:pStyle w:val="Heading2"/>
       </w:pPr>
-      <w:bookmarkStart w:id="6" w:name="_Toc164337513"/>
-      <w:r>
-        <w:lastRenderedPageBreak/>
+      <w:bookmarkStart w:id="7" w:name="_Toc164337513"/>
+      <w:r>
         <w:t xml:space="preserve">Challenges faced </w:t>
       </w:r>
       <w:r>
@@ -1369,16 +1541,6 @@
       </w:r>
       <w:r>
         <w:t>to be faced</w:t>
-      </w:r>
-      <w:bookmarkEnd w:id="6"/>
-    </w:p>
-    <w:p>
-      <w:pPr>
-        <w:pStyle w:val="Heading2"/>
-      </w:pPr>
-      <w:bookmarkStart w:id="7" w:name="_Toc164337514"/>
-      <w:r>
-        <w:t>Onsite Research, requirements gathering, data collection</w:t>
       </w:r>
       <w:bookmarkEnd w:id="7"/>
     </w:p>
@@ -1386,11 +1548,21 @@
       <w:pPr>
         <w:pStyle w:val="Heading2"/>
       </w:pPr>
-      <w:bookmarkStart w:id="8" w:name="_Toc164337515"/>
+      <w:bookmarkStart w:id="8" w:name="_Toc164337514"/>
+      <w:r>
+        <w:t>Onsite Research, requirements gathering, data collection</w:t>
+      </w:r>
+      <w:bookmarkEnd w:id="8"/>
+    </w:p>
+    <w:p>
+      <w:pPr>
+        <w:pStyle w:val="Heading2"/>
+      </w:pPr>
+      <w:bookmarkStart w:id="9" w:name="_Toc164337515"/>
       <w:r>
         <w:t>Ethical considerations</w:t>
       </w:r>
-      <w:bookmarkEnd w:id="8"/>
+      <w:bookmarkEnd w:id="9"/>
     </w:p>
     <w:p/>
     <w:p>
@@ -1409,7 +1581,7 @@
 </file>
 
 <file path=word/numbering.xml><?xml version="1.0" encoding="utf-8"?>
-<w:numbering xmlns:wpc="http://schemas.microsoft.com/office/word/2010/wordprocessingCanvas" xmlns:cx="http://schemas.microsoft.com/office/drawing/2014/chartex" xmlns:cx1="http://schemas.microsoft.com/office/drawing/2015/9/8/chartex" xmlns:cx2="http://schemas.microsoft.com/office/drawing/2015/10/21/chartex" xmlns:cx3="http://schemas.microsoft.com/office/drawing/2016/5/9/chartex" xmlns:cx4="http://schemas.microsoft.com/office/drawing/2016/5/10/chartex" xmlns:cx5="http://schemas.microsoft.com/office/drawing/2016/5/11/chartex" xmlns:cx6="http://schemas.microsoft.com/office/drawing/2016/5/12/chartex" xmlns:cx7="http://schemas.microsoft.com/office/drawing/2016/5/13/chartex" xmlns:cx8="http://schemas.microsoft.com/office/drawing/2016/5/14/chartex" xmlns:mc="http://schemas.openxmlformats.org/markup-compatibility/2006" xmlns:aink="http://schemas.microsoft.com/office/drawing/2016/ink" xmlns:am3d="http://schemas.microsoft.com/office/drawing/2017/model3d" xmlns:o="urn:schemas-microsoft-com:office:office" xmlns:oel="http://schemas.microsoft.com/office/2019/extlst" xmlns:r="http://schemas.openxmlformats.org/officeDocument/2006/relationships" xmlns:m="http://schemas.openxmlformats.org/officeDocument/2006/math" xmlns:v="urn:schemas-microsoft-com:vml" xmlns:wp14="http://schemas.microsoft.com/office/word/2010/wordprocessingDrawing" xmlns:wp="http://schemas.openxmlformats.org/drawingml/2006/wordprocessingDrawing" xmlns:w10="urn:schemas-microsoft-com:office:word" xmlns:w="http://schemas.openxmlformats.org/wordprocessingml/2006/main" xmlns:w14="http://schemas.microsoft.com/office/word/2010/wordml" xmlns:w15="http://schemas.microsoft.com/office/word/2012/wordml" xmlns:w16cex="http://schemas.microsoft.com/office/word/2018/wordml/cex" xmlns:w16cid="http://schemas.microsoft.com/office/word/2016/wordml/cid" xmlns:w16="http://schemas.microsoft.com/office/word/2018/wordml" xmlns:w16sdtdh="http://schemas.microsoft.com/office/word/2020/wordml/sdtdatahash" xmlns:w16se="http://schemas.microsoft.com/office/word/2015/wordml/symex" xmlns:wpg="http://schemas.microsoft.com/office/word/2010/wordprocessingGroup" xmlns:wpi="http://schemas.microsoft.com/office/word/2010/wordprocessingInk" xmlns:wne="http://schemas.microsoft.com/office/word/2006/wordml" xmlns:wps="http://schemas.microsoft.com/office/word/2010/wordprocessingShape" mc:Ignorable="w14 w15 w16se w16cid w16 w16cex w16sdtdh wp14">
+<w:numbering xmlns:wpc="http://schemas.microsoft.com/office/word/2010/wordprocessingCanvas" xmlns:cx="http://schemas.microsoft.com/office/drawing/2014/chartex" xmlns:cx1="http://schemas.microsoft.com/office/drawing/2015/9/8/chartex" xmlns:mc="http://schemas.openxmlformats.org/markup-compatibility/2006" xmlns:o="urn:schemas-microsoft-com:office:office" xmlns:r="http://schemas.openxmlformats.org/officeDocument/2006/relationships" xmlns:m="http://schemas.openxmlformats.org/officeDocument/2006/math" xmlns:v="urn:schemas-microsoft-com:vml" xmlns:wp14="http://schemas.microsoft.com/office/word/2010/wordprocessingDrawing" xmlns:wp="http://schemas.openxmlformats.org/drawingml/2006/wordprocessingDrawing" xmlns:w10="urn:schemas-microsoft-com:office:word" xmlns:w="http://schemas.openxmlformats.org/wordprocessingml/2006/main" xmlns:w14="http://schemas.microsoft.com/office/word/2010/wordml" xmlns:w15="http://schemas.microsoft.com/office/word/2012/wordml" xmlns:w16se="http://schemas.microsoft.com/office/word/2015/wordml/symex" xmlns:wpg="http://schemas.microsoft.com/office/word/2010/wordprocessingGroup" xmlns:wpi="http://schemas.microsoft.com/office/word/2010/wordprocessingInk" xmlns:wne="http://schemas.microsoft.com/office/word/2006/wordml" xmlns:wps="http://schemas.microsoft.com/office/word/2010/wordprocessingShape" mc:Ignorable="w14 w15 w16se wp14">
   <w:abstractNum w:abstractNumId="0" w15:restartNumberingAfterBreak="0">
     <w:nsid w:val="135855C1"/>
     <w:multiLevelType w:val="hybridMultilevel"/>
@@ -1610,6 +1782,92 @@
     </w:lvl>
   </w:abstractNum>
   <w:abstractNum w:abstractNumId="2" w15:restartNumberingAfterBreak="0">
+    <w:nsid w:val="27192D43"/>
+    <w:multiLevelType w:val="hybridMultilevel"/>
+    <w:tmpl w:val="49CA255A"/>
+    <w:lvl w:ilvl="0" w:tplc="0C09000F">
+      <w:start w:val="1"/>
+      <w:numFmt w:val="decimal"/>
+      <w:lvlText w:val="%1."/>
+      <w:lvlJc w:val="left"/>
+      <w:pPr>
+        <w:ind w:left="720" w:hanging="360"/>
+      </w:pPr>
+    </w:lvl>
+    <w:lvl w:ilvl="1" w:tplc="0C090019" w:tentative="1">
+      <w:start w:val="1"/>
+      <w:numFmt w:val="lowerLetter"/>
+      <w:lvlText w:val="%2."/>
+      <w:lvlJc w:val="left"/>
+      <w:pPr>
+        <w:ind w:left="1440" w:hanging="360"/>
+      </w:pPr>
+    </w:lvl>
+    <w:lvl w:ilvl="2" w:tplc="0C09001B" w:tentative="1">
+      <w:start w:val="1"/>
+      <w:numFmt w:val="lowerRoman"/>
+      <w:lvlText w:val="%3."/>
+      <w:lvlJc w:val="right"/>
+      <w:pPr>
+        <w:ind w:left="2160" w:hanging="180"/>
+      </w:pPr>
+    </w:lvl>
+    <w:lvl w:ilvl="3" w:tplc="0C09000F" w:tentative="1">
+      <w:start w:val="1"/>
+      <w:numFmt w:val="decimal"/>
+      <w:lvlText w:val="%4."/>
+      <w:lvlJc w:val="left"/>
+      <w:pPr>
+        <w:ind w:left="2880" w:hanging="360"/>
+      </w:pPr>
+    </w:lvl>
+    <w:lvl w:ilvl="4" w:tplc="0C090019" w:tentative="1">
+      <w:start w:val="1"/>
+      <w:numFmt w:val="lowerLetter"/>
+      <w:lvlText w:val="%5."/>
+      <w:lvlJc w:val="left"/>
+      <w:pPr>
+        <w:ind w:left="3600" w:hanging="360"/>
+      </w:pPr>
+    </w:lvl>
+    <w:lvl w:ilvl="5" w:tplc="0C09001B" w:tentative="1">
+      <w:start w:val="1"/>
+      <w:numFmt w:val="lowerRoman"/>
+      <w:lvlText w:val="%6."/>
+      <w:lvlJc w:val="right"/>
+      <w:pPr>
+        <w:ind w:left="4320" w:hanging="180"/>
+      </w:pPr>
+    </w:lvl>
+    <w:lvl w:ilvl="6" w:tplc="0C09000F" w:tentative="1">
+      <w:start w:val="1"/>
+      <w:numFmt w:val="decimal"/>
+      <w:lvlText w:val="%7."/>
+      <w:lvlJc w:val="left"/>
+      <w:pPr>
+        <w:ind w:left="5040" w:hanging="360"/>
+      </w:pPr>
+    </w:lvl>
+    <w:lvl w:ilvl="7" w:tplc="0C090019" w:tentative="1">
+      <w:start w:val="1"/>
+      <w:numFmt w:val="lowerLetter"/>
+      <w:lvlText w:val="%8."/>
+      <w:lvlJc w:val="left"/>
+      <w:pPr>
+        <w:ind w:left="5760" w:hanging="360"/>
+      </w:pPr>
+    </w:lvl>
+    <w:lvl w:ilvl="8" w:tplc="0C09001B" w:tentative="1">
+      <w:start w:val="1"/>
+      <w:numFmt w:val="lowerRoman"/>
+      <w:lvlText w:val="%9."/>
+      <w:lvlJc w:val="right"/>
+      <w:pPr>
+        <w:ind w:left="6480" w:hanging="180"/>
+      </w:pPr>
+    </w:lvl>
+  </w:abstractNum>
+  <w:abstractNum w:abstractNumId="3" w15:restartNumberingAfterBreak="0">
     <w:nsid w:val="2AA4027B"/>
     <w:multiLevelType w:val="hybridMultilevel"/>
     <w:tmpl w:val="B0286000"/>
@@ -1695,7 +1953,7 @@
       </w:pPr>
     </w:lvl>
   </w:abstractNum>
-  <w:abstractNum w:abstractNumId="3" w15:restartNumberingAfterBreak="0">
+  <w:abstractNum w:abstractNumId="4" w15:restartNumberingAfterBreak="0">
     <w:nsid w:val="39D13D43"/>
     <w:multiLevelType w:val="hybridMultilevel"/>
     <w:tmpl w:val="F2A0A87C"/>
@@ -1808,7 +2066,7 @@
       </w:rPr>
     </w:lvl>
   </w:abstractNum>
-  <w:abstractNum w:abstractNumId="4" w15:restartNumberingAfterBreak="0">
+  <w:abstractNum w:abstractNumId="5" w15:restartNumberingAfterBreak="0">
     <w:nsid w:val="43555A36"/>
     <w:multiLevelType w:val="hybridMultilevel"/>
     <w:tmpl w:val="2E746606"/>
@@ -1921,7 +2179,7 @@
       </w:rPr>
     </w:lvl>
   </w:abstractNum>
-  <w:abstractNum w:abstractNumId="5" w15:restartNumberingAfterBreak="0">
+  <w:abstractNum w:abstractNumId="6" w15:restartNumberingAfterBreak="0">
     <w:nsid w:val="44FC3EFA"/>
     <w:multiLevelType w:val="hybridMultilevel"/>
     <w:tmpl w:val="940E48C4"/>
@@ -2034,7 +2292,7 @@
       </w:rPr>
     </w:lvl>
   </w:abstractNum>
-  <w:abstractNum w:abstractNumId="6" w15:restartNumberingAfterBreak="0">
+  <w:abstractNum w:abstractNumId="7" w15:restartNumberingAfterBreak="0">
     <w:nsid w:val="59124D66"/>
     <w:multiLevelType w:val="hybridMultilevel"/>
     <w:tmpl w:val="723CE20A"/>
@@ -2147,7 +2405,93 @@
       </w:rPr>
     </w:lvl>
   </w:abstractNum>
-  <w:abstractNum w:abstractNumId="7" w15:restartNumberingAfterBreak="0">
+  <w:abstractNum w:abstractNumId="8" w15:restartNumberingAfterBreak="0">
+    <w:nsid w:val="63707A4F"/>
+    <w:multiLevelType w:val="hybridMultilevel"/>
+    <w:tmpl w:val="ECCE547C"/>
+    <w:lvl w:ilvl="0" w:tplc="0C09000F">
+      <w:start w:val="1"/>
+      <w:numFmt w:val="decimal"/>
+      <w:lvlText w:val="%1."/>
+      <w:lvlJc w:val="left"/>
+      <w:pPr>
+        <w:ind w:left="720" w:hanging="360"/>
+      </w:pPr>
+    </w:lvl>
+    <w:lvl w:ilvl="1" w:tplc="0C090019" w:tentative="1">
+      <w:start w:val="1"/>
+      <w:numFmt w:val="lowerLetter"/>
+      <w:lvlText w:val="%2."/>
+      <w:lvlJc w:val="left"/>
+      <w:pPr>
+        <w:ind w:left="1440" w:hanging="360"/>
+      </w:pPr>
+    </w:lvl>
+    <w:lvl w:ilvl="2" w:tplc="0C09001B" w:tentative="1">
+      <w:start w:val="1"/>
+      <w:numFmt w:val="lowerRoman"/>
+      <w:lvlText w:val="%3."/>
+      <w:lvlJc w:val="right"/>
+      <w:pPr>
+        <w:ind w:left="2160" w:hanging="180"/>
+      </w:pPr>
+    </w:lvl>
+    <w:lvl w:ilvl="3" w:tplc="0C09000F" w:tentative="1">
+      <w:start w:val="1"/>
+      <w:numFmt w:val="decimal"/>
+      <w:lvlText w:val="%4."/>
+      <w:lvlJc w:val="left"/>
+      <w:pPr>
+        <w:ind w:left="2880" w:hanging="360"/>
+      </w:pPr>
+    </w:lvl>
+    <w:lvl w:ilvl="4" w:tplc="0C090019" w:tentative="1">
+      <w:start w:val="1"/>
+      <w:numFmt w:val="lowerLetter"/>
+      <w:lvlText w:val="%5."/>
+      <w:lvlJc w:val="left"/>
+      <w:pPr>
+        <w:ind w:left="3600" w:hanging="360"/>
+      </w:pPr>
+    </w:lvl>
+    <w:lvl w:ilvl="5" w:tplc="0C09001B" w:tentative="1">
+      <w:start w:val="1"/>
+      <w:numFmt w:val="lowerRoman"/>
+      <w:lvlText w:val="%6."/>
+      <w:lvlJc w:val="right"/>
+      <w:pPr>
+        <w:ind w:left="4320" w:hanging="180"/>
+      </w:pPr>
+    </w:lvl>
+    <w:lvl w:ilvl="6" w:tplc="0C09000F" w:tentative="1">
+      <w:start w:val="1"/>
+      <w:numFmt w:val="decimal"/>
+      <w:lvlText w:val="%7."/>
+      <w:lvlJc w:val="left"/>
+      <w:pPr>
+        <w:ind w:left="5040" w:hanging="360"/>
+      </w:pPr>
+    </w:lvl>
+    <w:lvl w:ilvl="7" w:tplc="0C090019" w:tentative="1">
+      <w:start w:val="1"/>
+      <w:numFmt w:val="lowerLetter"/>
+      <w:lvlText w:val="%8."/>
+      <w:lvlJc w:val="left"/>
+      <w:pPr>
+        <w:ind w:left="5760" w:hanging="360"/>
+      </w:pPr>
+    </w:lvl>
+    <w:lvl w:ilvl="8" w:tplc="0C09001B" w:tentative="1">
+      <w:start w:val="1"/>
+      <w:numFmt w:val="lowerRoman"/>
+      <w:lvlText w:val="%9."/>
+      <w:lvlJc w:val="right"/>
+      <w:pPr>
+        <w:ind w:left="6480" w:hanging="180"/>
+      </w:pPr>
+    </w:lvl>
+  </w:abstractNum>
+  <w:abstractNum w:abstractNumId="9" w15:restartNumberingAfterBreak="0">
     <w:nsid w:val="68E85B88"/>
     <w:multiLevelType w:val="hybridMultilevel"/>
     <w:tmpl w:val="50343554"/>
@@ -2233,7 +2577,7 @@
       </w:pPr>
     </w:lvl>
   </w:abstractNum>
-  <w:abstractNum w:abstractNumId="8" w15:restartNumberingAfterBreak="0">
+  <w:abstractNum w:abstractNumId="10" w15:restartNumberingAfterBreak="0">
     <w:nsid w:val="6B87706C"/>
     <w:multiLevelType w:val="hybridMultilevel"/>
     <w:tmpl w:val="64F44E00"/>
@@ -2346,38 +2690,44 @@
       </w:rPr>
     </w:lvl>
   </w:abstractNum>
-  <w:num w:numId="1" w16cid:durableId="419761389">
+  <w:num w:numId="1">
     <w:abstractNumId w:val="0"/>
   </w:num>
-  <w:num w:numId="2" w16cid:durableId="287780307">
+  <w:num w:numId="2">
+    <w:abstractNumId w:val="4"/>
+  </w:num>
+  <w:num w:numId="3">
+    <w:abstractNumId w:val="1"/>
+  </w:num>
+  <w:num w:numId="4">
+    <w:abstractNumId w:val="10"/>
+  </w:num>
+  <w:num w:numId="5">
+    <w:abstractNumId w:val="7"/>
+  </w:num>
+  <w:num w:numId="6">
+    <w:abstractNumId w:val="6"/>
+  </w:num>
+  <w:num w:numId="7">
+    <w:abstractNumId w:val="5"/>
+  </w:num>
+  <w:num w:numId="8">
+    <w:abstractNumId w:val="9"/>
+  </w:num>
+  <w:num w:numId="9">
     <w:abstractNumId w:val="3"/>
   </w:num>
-  <w:num w:numId="3" w16cid:durableId="512113705">
-    <w:abstractNumId w:val="1"/>
+  <w:num w:numId="10">
+    <w:abstractNumId w:val="2"/>
   </w:num>
-  <w:num w:numId="4" w16cid:durableId="1465079846">
+  <w:num w:numId="11">
     <w:abstractNumId w:val="8"/>
-  </w:num>
-  <w:num w:numId="5" w16cid:durableId="1677073418">
-    <w:abstractNumId w:val="6"/>
-  </w:num>
-  <w:num w:numId="6" w16cid:durableId="133371850">
-    <w:abstractNumId w:val="5"/>
-  </w:num>
-  <w:num w:numId="7" w16cid:durableId="1049263337">
-    <w:abstractNumId w:val="4"/>
-  </w:num>
-  <w:num w:numId="8" w16cid:durableId="1947883858">
-    <w:abstractNumId w:val="7"/>
-  </w:num>
-  <w:num w:numId="9" w16cid:durableId="1297836219">
-    <w:abstractNumId w:val="2"/>
   </w:num>
 </w:numbering>
 </file>
 
 <file path=word/styles.xml><?xml version="1.0" encoding="utf-8"?>
-<w:styles xmlns:mc="http://schemas.openxmlformats.org/markup-compatibility/2006" xmlns:r="http://schemas.openxmlformats.org/officeDocument/2006/relationships" xmlns:w="http://schemas.openxmlformats.org/wordprocessingml/2006/main" xmlns:w14="http://schemas.microsoft.com/office/word/2010/wordml" xmlns:w15="http://schemas.microsoft.com/office/word/2012/wordml" xmlns:w16cex="http://schemas.microsoft.com/office/word/2018/wordml/cex" xmlns:w16cid="http://schemas.microsoft.com/office/word/2016/wordml/cid" xmlns:w16="http://schemas.microsoft.com/office/word/2018/wordml" xmlns:w16sdtdh="http://schemas.microsoft.com/office/word/2020/wordml/sdtdatahash" xmlns:w16se="http://schemas.microsoft.com/office/word/2015/wordml/symex" mc:Ignorable="w14 w15 w16se w16cid w16 w16cex w16sdtdh">
+<w:styles xmlns:mc="http://schemas.openxmlformats.org/markup-compatibility/2006" xmlns:r="http://schemas.openxmlformats.org/officeDocument/2006/relationships" xmlns:w="http://schemas.openxmlformats.org/wordprocessingml/2006/main" xmlns:w14="http://schemas.microsoft.com/office/word/2010/wordml" xmlns:w15="http://schemas.microsoft.com/office/word/2012/wordml" xmlns:w16se="http://schemas.microsoft.com/office/word/2015/wordml/symex" mc:Ignorable="w14 w15 w16se">
   <w:docDefaults>
     <w:rPrDefault>
       <w:rPr>
@@ -2393,7 +2743,7 @@
       </w:pPr>
     </w:pPrDefault>
   </w:docDefaults>
-  <w:latentStyles w:defLockedState="0" w:defUIPriority="99" w:defSemiHidden="0" w:defUnhideWhenUsed="0" w:defQFormat="0" w:count="376">
+  <w:latentStyles w:defLockedState="0" w:defUIPriority="99" w:defSemiHidden="0" w:defUnhideWhenUsed="0" w:defQFormat="0" w:count="371">
     <w:lsdException w:name="Normal" w:uiPriority="0" w:qFormat="1"/>
     <w:lsdException w:name="heading 1" w:uiPriority="9" w:qFormat="1"/>
     <w:lsdException w:name="heading 2" w:semiHidden="1" w:uiPriority="9" w:unhideWhenUsed="1" w:qFormat="1"/>
@@ -2765,11 +3115,6 @@
     <w:lsdException w:name="List Table 5 Dark Accent 6" w:uiPriority="50"/>
     <w:lsdException w:name="List Table 6 Colorful Accent 6" w:uiPriority="51"/>
     <w:lsdException w:name="List Table 7 Colorful Accent 6" w:uiPriority="52"/>
-    <w:lsdException w:name="Mention" w:semiHidden="1" w:unhideWhenUsed="1"/>
-    <w:lsdException w:name="Smart Hyperlink" w:semiHidden="1" w:unhideWhenUsed="1"/>
-    <w:lsdException w:name="Hashtag" w:semiHidden="1" w:unhideWhenUsed="1"/>
-    <w:lsdException w:name="Unresolved Mention" w:semiHidden="1" w:unhideWhenUsed="1"/>
-    <w:lsdException w:name="Smart Link" w:semiHidden="1" w:unhideWhenUsed="1"/>
   </w:latentStyles>
   <w:style w:type="paragraph" w:default="1" w:styleId="Normal">
     <w:name w:val="Normal"/>
@@ -3298,7 +3643,7 @@
       <w:u w:val="single"/>
     </w:rPr>
   </w:style>
-  <w:style w:type="character" w:styleId="UnresolvedMention">
+  <w:style w:type="character" w:customStyle="1" w:styleId="UnresolvedMention">
     <w:name w:val="Unresolved Mention"/>
     <w:basedOn w:val="DefaultParagraphFont"/>
     <w:uiPriority w:val="99"/>
@@ -3681,7 +4026,7 @@
 </file>
 
 <file path=customXml/itemProps1.xml><?xml version="1.0" encoding="utf-8"?>
-<ds:datastoreItem xmlns:ds="http://schemas.openxmlformats.org/officeDocument/2006/customXml" ds:itemID="{29D2D660-1D89-420A-A72D-5F02E84381D0}">
+<ds:datastoreItem xmlns:ds="http://schemas.openxmlformats.org/officeDocument/2006/customXml" ds:itemID="{78DD6867-B873-4F27-9873-CF9105BDC887}">
   <ds:schemaRefs>
     <ds:schemaRef ds:uri="http://schemas.openxmlformats.org/officeDocument/2006/bibliography"/>
   </ds:schemaRefs>
